--- a/docs/VDA5050_INTERFACE_SPEC.docx
+++ b/docs/VDA5050_INTERFACE_SPEC.docx
@@ -75,7 +75,7 @@
           <w:sz w:val="22"/>
           <w:szCs w:val="22"/>
         </w:rPr>
-        <w:t xml:space="preserve">Version 0.9 (Draft) · 2026-08-21</w:t>
+        <w:t xml:space="preserve">Version 0.91 (Draft, 이동방식 정정) · 2026-08-21</w:t>
       </w:r>
     </w:p>
     <w:p>
@@ -157,7 +157,7 @@
           <w:szCs w:val="18"/>
         </w:rPr>
         <w:br/>
-        <w:t xml:space="preserve">   마스터        order/instantActions ▲│▼ state/connection      포즈이동·상태폴링</w:t>
+        <w:t xml:space="preserve">   마스터        order/instantActions ▲│▼ state/connection      이동(Job/Task)·측위·상태폴링</w:t>
       </w:r>
       <w:r>
         <w:rPr>
@@ -2586,6 +2586,42 @@
         <w:t xml:space="preserve">8. TARS-M Modbus ↔ VDA 5050 매핑 (어댑터)</w:t>
       </w:r>
     </w:p>
+    <w:p>
+      <w:pPr>
+        <w:spacing w:after="120"/>
+      </w:pPr>
+      <w:r>
+        <w:rPr>
+          <w:b/>
+          <w:bCs/>
+          <w:color w:val="A15C00"/>
+        </w:rPr>
+        <w:t xml:space="preserve">⚠ 이동 방식 정정(벤더 Modbus 맵 확인): </w:t>
+      </w:r>
+      <w:r>
+        <w:t xml:space="preserve">TARS-M은 임의 좌표 goto가 없다. 이동은 </w:t>
+      </w:r>
+      <w:r>
+        <w:rPr>
+          <w:b/>
+          <w:bCs/>
+        </w:rPr>
+        <w:t xml:space="preserve">Job/Task Index(Holding 31/32) + 상태제어 시작(30=2)</w:t>
+      </w:r>
+      <w:r>
+        <w:t xml:space="preserve">으로 사전 티칭된 작업을 실행한다. "로봇 포즈 탐색(Holding 20+21~26)"은 이동이 아니라 </w:t>
+      </w:r>
+      <w:r>
+        <w:rPr>
+          <w:b/>
+          <w:bCs/>
+        </w:rPr>
+        <w:t xml:space="preserve">측위(현재위치 추정)</w:t>
+      </w:r>
+      <w:r>
+        <w:t xml:space="preserve">이며 결과는 맵 일치율(Input 30)로 확인한다.</w:t>
+      </w:r>
+    </w:p>
     <w:tbl>
       <w:tblPr>
         <w:tblW w:type="dxa" w:w="9000"/>
@@ -2651,7 +2687,7 @@
                 <w:sz w:val="19"/>
                 <w:szCs w:val="19"/>
               </w:rPr>
-              <w:t xml:space="preserve">TARS-M 레지스터</w:t>
+              <w:t xml:space="preserve">TARS-M 레지스터 (확정)</w:t>
             </w:r>
           </w:p>
         </w:tc>
@@ -2721,7 +2757,7 @@
                 <w:sz w:val="19"/>
                 <w:szCs w:val="19"/>
               </w:rPr>
-              <w:t xml:space="preserve">Input PoseX/Y/Angle (Float32, m·rad)</w:t>
+              <w:t xml:space="preserve">Input 로봇포즈 X/Y/RZ (Float32, m·rad) — 읽기 전용</w:t>
             </w:r>
           </w:p>
         </w:tc>
@@ -2743,7 +2779,7 @@
                 <w:sz w:val="19"/>
                 <w:szCs w:val="19"/>
               </w:rPr>
-              <w:t xml:space="preserve">직접 일치</w:t>
+              <w:t xml:space="preserve">직접</w:t>
             </w:r>
           </w:p>
         </w:tc>
@@ -2753,493 +2789,6 @@
           <w:tcPr>
             <w:tcW w:type="dxa" w:w="3200"/>
             <w:shd w:fill="F2F6FB" w:color="auto" w:val="clear"/>
-            <w:tcMar>
-              <w:top w:type="dxa" w:w="30"/>
-              <w:left w:type="dxa" w:w="80"/>
-              <w:bottom w:type="dxa" w:w="30"/>
-              <w:right w:type="dxa" w:w="80"/>
-            </w:tcMar>
-          </w:tcPr>
-          <w:p>
-            <w:r>
-              <w:rPr>
-                <w:b w:val="false"/>
-                <w:bCs w:val="false"/>
-                <w:sz w:val="19"/>
-                <w:szCs w:val="19"/>
-              </w:rPr>
-              <w:t xml:space="preserve">목표 이동(node)</w:t>
-            </w:r>
-          </w:p>
-        </w:tc>
-        <w:tc>
-          <w:tcPr>
-            <w:tcW w:type="dxa" w:w="3400"/>
-            <w:shd w:fill="F2F6FB" w:color="auto" w:val="clear"/>
-            <w:tcMar>
-              <w:top w:type="dxa" w:w="30"/>
-              <w:left w:type="dxa" w:w="80"/>
-              <w:bottom w:type="dxa" w:w="30"/>
-              <w:right w:type="dxa" w:w="80"/>
-            </w:tcMar>
-          </w:tcPr>
-          <w:p>
-            <w:r>
-              <w:rPr>
-                <w:b w:val="false"/>
-                <w:bCs w:val="false"/>
-                <w:sz w:val="19"/>
-                <w:szCs w:val="19"/>
-              </w:rPr>
-              <w:t xml:space="preserve">Holding PoseTarget X/Y/Angle + PoseSearch</w:t>
-            </w:r>
-          </w:p>
-        </w:tc>
-        <w:tc>
-          <w:tcPr>
-            <w:tcW w:type="dxa" w:w="2400"/>
-            <w:shd w:fill="F2F6FB" w:color="auto" w:val="clear"/>
-            <w:tcMar>
-              <w:top w:type="dxa" w:w="30"/>
-              <w:left w:type="dxa" w:w="80"/>
-              <w:bottom w:type="dxa" w:w="30"/>
-              <w:right w:type="dxa" w:w="80"/>
-            </w:tcMar>
-          </w:tcPr>
-          <w:p>
-            <w:r>
-              <w:rPr>
-                <w:b w:val="false"/>
-                <w:bCs w:val="false"/>
-                <w:sz w:val="19"/>
-                <w:szCs w:val="19"/>
-              </w:rPr>
-              <w:t xml:space="preserve">노드별 분해</w:t>
-            </w:r>
-          </w:p>
-        </w:tc>
-      </w:tr>
-      <w:tr>
-        <w:tc>
-          <w:tcPr>
-            <w:tcW w:type="dxa" w:w="3200"/>
-            <w:tcMar>
-              <w:top w:type="dxa" w:w="30"/>
-              <w:left w:type="dxa" w:w="80"/>
-              <w:bottom w:type="dxa" w:w="30"/>
-              <w:right w:type="dxa" w:w="80"/>
-            </w:tcMar>
-          </w:tcPr>
-          <w:p>
-            <w:r>
-              <w:rPr>
-                <w:b w:val="false"/>
-                <w:bCs w:val="false"/>
-                <w:sz w:val="19"/>
-                <w:szCs w:val="19"/>
-              </w:rPr>
-              <w:t xml:space="preserve">driving</w:t>
-            </w:r>
-          </w:p>
-        </w:tc>
-        <w:tc>
-          <w:tcPr>
-            <w:tcW w:type="dxa" w:w="3400"/>
-            <w:tcMar>
-              <w:top w:type="dxa" w:w="30"/>
-              <w:left w:type="dxa" w:w="80"/>
-              <w:bottom w:type="dxa" w:w="30"/>
-              <w:right w:type="dxa" w:w="80"/>
-            </w:tcMar>
-          </w:tcPr>
-          <w:p>
-            <w:r>
-              <w:rPr>
-                <w:b w:val="false"/>
-                <w:bCs w:val="false"/>
-                <w:sz w:val="19"/>
-                <w:szCs w:val="19"/>
-              </w:rPr>
-              <w:t xml:space="preserve">WorkStatus=이동중</w:t>
-            </w:r>
-          </w:p>
-        </w:tc>
-        <w:tc>
-          <w:tcPr>
-            <w:tcW w:type="dxa" w:w="2400"/>
-            <w:tcMar>
-              <w:top w:type="dxa" w:w="30"/>
-              <w:left w:type="dxa" w:w="80"/>
-              <w:bottom w:type="dxa" w:w="30"/>
-              <w:right w:type="dxa" w:w="80"/>
-            </w:tcMar>
-          </w:tcPr>
-          <w:p>
-            <w:r>
-              <w:rPr>
-                <w:b w:val="false"/>
-                <w:bCs w:val="false"/>
-                <w:sz w:val="19"/>
-                <w:szCs w:val="19"/>
-              </w:rPr>
-              <w:t xml:space="preserve">가능</w:t>
-            </w:r>
-          </w:p>
-        </w:tc>
-      </w:tr>
-      <w:tr>
-        <w:tc>
-          <w:tcPr>
-            <w:tcW w:type="dxa" w:w="3200"/>
-            <w:shd w:fill="F2F6FB" w:color="auto" w:val="clear"/>
-            <w:tcMar>
-              <w:top w:type="dxa" w:w="30"/>
-              <w:left w:type="dxa" w:w="80"/>
-              <w:bottom w:type="dxa" w:w="30"/>
-              <w:right w:type="dxa" w:w="80"/>
-            </w:tcMar>
-          </w:tcPr>
-          <w:p>
-            <w:r>
-              <w:rPr>
-                <w:b w:val="false"/>
-                <w:bCs w:val="false"/>
-                <w:sz w:val="19"/>
-                <w:szCs w:val="19"/>
-              </w:rPr>
-              <w:t xml:space="preserve">paused</w:t>
-            </w:r>
-          </w:p>
-        </w:tc>
-        <w:tc>
-          <w:tcPr>
-            <w:tcW w:type="dxa" w:w="3400"/>
-            <w:shd w:fill="F2F6FB" w:color="auto" w:val="clear"/>
-            <w:tcMar>
-              <w:top w:type="dxa" w:w="30"/>
-              <w:left w:type="dxa" w:w="80"/>
-              <w:bottom w:type="dxa" w:w="30"/>
-              <w:right w:type="dxa" w:w="80"/>
-            </w:tcMar>
-          </w:tcPr>
-          <w:p>
-            <w:r>
-              <w:rPr>
-                <w:b w:val="false"/>
-                <w:bCs w:val="false"/>
-                <w:sz w:val="19"/>
-                <w:szCs w:val="19"/>
-              </w:rPr>
-              <w:t xml:space="preserve">RobotState=일시정지</w:t>
-            </w:r>
-          </w:p>
-        </w:tc>
-        <w:tc>
-          <w:tcPr>
-            <w:tcW w:type="dxa" w:w="2400"/>
-            <w:shd w:fill="F2F6FB" w:color="auto" w:val="clear"/>
-            <w:tcMar>
-              <w:top w:type="dxa" w:w="30"/>
-              <w:left w:type="dxa" w:w="80"/>
-              <w:bottom w:type="dxa" w:w="30"/>
-              <w:right w:type="dxa" w:w="80"/>
-            </w:tcMar>
-          </w:tcPr>
-          <w:p>
-            <w:r>
-              <w:rPr>
-                <w:b w:val="false"/>
-                <w:bCs w:val="false"/>
-                <w:sz w:val="19"/>
-                <w:szCs w:val="19"/>
-              </w:rPr>
-              <w:t xml:space="preserve">가능</w:t>
-            </w:r>
-          </w:p>
-        </w:tc>
-      </w:tr>
-      <w:tr>
-        <w:tc>
-          <w:tcPr>
-            <w:tcW w:type="dxa" w:w="3200"/>
-            <w:tcMar>
-              <w:top w:type="dxa" w:w="30"/>
-              <w:left w:type="dxa" w:w="80"/>
-              <w:bottom w:type="dxa" w:w="30"/>
-              <w:right w:type="dxa" w:w="80"/>
-            </w:tcMar>
-          </w:tcPr>
-          <w:p>
-            <w:r>
-              <w:rPr>
-                <w:b w:val="false"/>
-                <w:bCs w:val="false"/>
-                <w:sz w:val="19"/>
-                <w:szCs w:val="19"/>
-              </w:rPr>
-              <w:t xml:space="preserve">batteryState</w:t>
-            </w:r>
-          </w:p>
-        </w:tc>
-        <w:tc>
-          <w:tcPr>
-            <w:tcW w:type="dxa" w:w="3400"/>
-            <w:tcMar>
-              <w:top w:type="dxa" w:w="30"/>
-              <w:left w:type="dxa" w:w="80"/>
-              <w:bottom w:type="dxa" w:w="30"/>
-              <w:right w:type="dxa" w:w="80"/>
-            </w:tcMar>
-          </w:tcPr>
-          <w:p>
-            <w:r>
-              <w:rPr>
-                <w:b w:val="false"/>
-                <w:bCs w:val="false"/>
-                <w:sz w:val="19"/>
-                <w:szCs w:val="19"/>
-              </w:rPr>
-              <w:t xml:space="preserve">BatteryLevel% / ChargingState</w:t>
-            </w:r>
-          </w:p>
-        </w:tc>
-        <w:tc>
-          <w:tcPr>
-            <w:tcW w:type="dxa" w:w="2400"/>
-            <w:tcMar>
-              <w:top w:type="dxa" w:w="30"/>
-              <w:left w:type="dxa" w:w="80"/>
-              <w:bottom w:type="dxa" w:w="30"/>
-              <w:right w:type="dxa" w:w="80"/>
-            </w:tcMar>
-          </w:tcPr>
-          <w:p>
-            <w:r>
-              <w:rPr>
-                <w:b w:val="false"/>
-                <w:bCs w:val="false"/>
-                <w:sz w:val="19"/>
-                <w:szCs w:val="19"/>
-              </w:rPr>
-              <w:t xml:space="preserve">직접</w:t>
-            </w:r>
-          </w:p>
-        </w:tc>
-      </w:tr>
-      <w:tr>
-        <w:tc>
-          <w:tcPr>
-            <w:tcW w:type="dxa" w:w="3200"/>
-            <w:shd w:fill="F2F6FB" w:color="auto" w:val="clear"/>
-            <w:tcMar>
-              <w:top w:type="dxa" w:w="30"/>
-              <w:left w:type="dxa" w:w="80"/>
-              <w:bottom w:type="dxa" w:w="30"/>
-              <w:right w:type="dxa" w:w="80"/>
-            </w:tcMar>
-          </w:tcPr>
-          <w:p>
-            <w:r>
-              <w:rPr>
-                <w:b w:val="false"/>
-                <w:bCs w:val="false"/>
-                <w:sz w:val="19"/>
-                <w:szCs w:val="19"/>
-              </w:rPr>
-              <w:t xml:space="preserve">positionInitialized</w:t>
-            </w:r>
-          </w:p>
-        </w:tc>
-        <w:tc>
-          <w:tcPr>
-            <w:tcW w:type="dxa" w:w="3400"/>
-            <w:shd w:fill="F2F6FB" w:color="auto" w:val="clear"/>
-            <w:tcMar>
-              <w:top w:type="dxa" w:w="30"/>
-              <w:left w:type="dxa" w:w="80"/>
-              <w:bottom w:type="dxa" w:w="30"/>
-              <w:right w:type="dxa" w:w="80"/>
-            </w:tcMar>
-          </w:tcPr>
-          <w:p>
-            <w:r>
-              <w:rPr>
-                <w:b w:val="false"/>
-                <w:bCs w:val="false"/>
-                <w:sz w:val="19"/>
-                <w:szCs w:val="19"/>
-              </w:rPr>
-              <w:t xml:space="preserve">MapStatus %(임계)</w:t>
-            </w:r>
-          </w:p>
-        </w:tc>
-        <w:tc>
-          <w:tcPr>
-            <w:tcW w:type="dxa" w:w="2400"/>
-            <w:shd w:fill="F2F6FB" w:color="auto" w:val="clear"/>
-            <w:tcMar>
-              <w:top w:type="dxa" w:w="30"/>
-              <w:left w:type="dxa" w:w="80"/>
-              <w:bottom w:type="dxa" w:w="30"/>
-              <w:right w:type="dxa" w:w="80"/>
-            </w:tcMar>
-          </w:tcPr>
-          <w:p>
-            <w:r>
-              <w:rPr>
-                <w:b w:val="false"/>
-                <w:bCs w:val="false"/>
-                <w:sz w:val="19"/>
-                <w:szCs w:val="19"/>
-              </w:rPr>
-              <w:t xml:space="preserve">가능(임계 결정)</w:t>
-            </w:r>
-          </w:p>
-        </w:tc>
-      </w:tr>
-      <w:tr>
-        <w:tc>
-          <w:tcPr>
-            <w:tcW w:type="dxa" w:w="3200"/>
-            <w:tcMar>
-              <w:top w:type="dxa" w:w="30"/>
-              <w:left w:type="dxa" w:w="80"/>
-              <w:bottom w:type="dxa" w:w="30"/>
-              <w:right w:type="dxa" w:w="80"/>
-            </w:tcMar>
-          </w:tcPr>
-          <w:p>
-            <w:r>
-              <w:rPr>
-                <w:b w:val="false"/>
-                <w:bCs w:val="false"/>
-                <w:sz w:val="19"/>
-                <w:szCs w:val="19"/>
-              </w:rPr>
-              <w:t xml:space="preserve">pause/resume/cancel</w:t>
-            </w:r>
-          </w:p>
-        </w:tc>
-        <w:tc>
-          <w:tcPr>
-            <w:tcW w:type="dxa" w:w="3400"/>
-            <w:tcMar>
-              <w:top w:type="dxa" w:w="30"/>
-              <w:left w:type="dxa" w:w="80"/>
-              <w:bottom w:type="dxa" w:w="30"/>
-              <w:right w:type="dxa" w:w="80"/>
-            </w:tcMar>
-          </w:tcPr>
-          <w:p>
-            <w:r>
-              <w:rPr>
-                <w:b w:val="false"/>
-                <w:bCs w:val="false"/>
-                <w:sz w:val="19"/>
-                <w:szCs w:val="19"/>
-              </w:rPr>
-              <w:t xml:space="preserve">ExecutionControl / RobotStop</w:t>
-            </w:r>
-          </w:p>
-        </w:tc>
-        <w:tc>
-          <w:tcPr>
-            <w:tcW w:type="dxa" w:w="2400"/>
-            <w:tcMar>
-              <w:top w:type="dxa" w:w="30"/>
-              <w:left w:type="dxa" w:w="80"/>
-              <w:bottom w:type="dxa" w:w="30"/>
-              <w:right w:type="dxa" w:w="80"/>
-            </w:tcMar>
-          </w:tcPr>
-          <w:p>
-            <w:r>
-              <w:rPr>
-                <w:b w:val="false"/>
-                <w:bCs w:val="false"/>
-                <w:sz w:val="19"/>
-                <w:szCs w:val="19"/>
-              </w:rPr>
-              <w:t xml:space="preserve">가능</w:t>
-            </w:r>
-          </w:p>
-        </w:tc>
-      </w:tr>
-      <w:tr>
-        <w:tc>
-          <w:tcPr>
-            <w:tcW w:type="dxa" w:w="3200"/>
-            <w:shd w:fill="F2F6FB" w:color="auto" w:val="clear"/>
-            <w:tcMar>
-              <w:top w:type="dxa" w:w="30"/>
-              <w:left w:type="dxa" w:w="80"/>
-              <w:bottom w:type="dxa" w:w="30"/>
-              <w:right w:type="dxa" w:w="80"/>
-            </w:tcMar>
-          </w:tcPr>
-          <w:p>
-            <w:r>
-              <w:rPr>
-                <w:b w:val="false"/>
-                <w:bCs w:val="false"/>
-                <w:sz w:val="19"/>
-                <w:szCs w:val="19"/>
-              </w:rPr>
-              <w:t xml:space="preserve">errors</w:t>
-            </w:r>
-          </w:p>
-        </w:tc>
-        <w:tc>
-          <w:tcPr>
-            <w:tcW w:type="dxa" w:w="3400"/>
-            <w:shd w:fill="F2F6FB" w:color="auto" w:val="clear"/>
-            <w:tcMar>
-              <w:top w:type="dxa" w:w="30"/>
-              <w:left w:type="dxa" w:w="80"/>
-              <w:bottom w:type="dxa" w:w="30"/>
-              <w:right w:type="dxa" w:w="80"/>
-            </w:tcMar>
-          </w:tcPr>
-          <w:p>
-            <w:r>
-              <w:rPr>
-                <w:b w:val="false"/>
-                <w:bCs w:val="false"/>
-                <w:sz w:val="19"/>
-                <w:szCs w:val="19"/>
-              </w:rPr>
-              <w:t xml:space="preserve">RobotError 코드</w:t>
-            </w:r>
-          </w:p>
-        </w:tc>
-        <w:tc>
-          <w:tcPr>
-            <w:tcW w:type="dxa" w:w="2400"/>
-            <w:shd w:fill="F2F6FB" w:color="auto" w:val="clear"/>
-            <w:tcMar>
-              <w:top w:type="dxa" w:w="30"/>
-              <w:left w:type="dxa" w:w="80"/>
-              <w:bottom w:type="dxa" w:w="30"/>
-              <w:right w:type="dxa" w:w="80"/>
-            </w:tcMar>
-          </w:tcPr>
-          <w:p>
-            <w:r>
-              <w:rPr>
-                <w:b w:val="false"/>
-                <w:bCs w:val="false"/>
-                <w:sz w:val="19"/>
-                <w:szCs w:val="19"/>
-              </w:rPr>
-              <w:t xml:space="preserve">벤더 코드표 필요</w:t>
-            </w:r>
-          </w:p>
-        </w:tc>
-      </w:tr>
-      <w:tr>
-        <w:tc>
-          <w:tcPr>
-            <w:tcW w:type="dxa" w:w="3200"/>
             <w:tcMar>
               <w:top w:type="dxa" w:w="30"/>
               <w:left w:type="dxa" w:w="80"/>
@@ -3256,6 +2805,424 @@
                 <w:sz w:val="17"/>
                 <w:szCs w:val="17"/>
               </w:rPr>
+              <w:t xml:space="preserve">노드 이동(order)</w:t>
+            </w:r>
+          </w:p>
+        </w:tc>
+        <w:tc>
+          <w:tcPr>
+            <w:tcW w:type="dxa" w:w="3400"/>
+            <w:shd w:fill="F2F6FB" w:color="auto" w:val="clear"/>
+            <w:tcMar>
+              <w:top w:type="dxa" w:w="30"/>
+              <w:left w:type="dxa" w:w="80"/>
+              <w:bottom w:type="dxa" w:w="30"/>
+              <w:right w:type="dxa" w:w="80"/>
+            </w:tcMar>
+          </w:tcPr>
+          <w:p>
+            <w:r>
+              <w:rPr>
+                <w:b w:val="false"/>
+                <w:bCs w:val="false"/>
+                <w:sz w:val="19"/>
+                <w:szCs w:val="19"/>
+              </w:rPr>
+              <w:t xml:space="preserve">Job/Task Index(Holding 31/32) + 상태제어 시작(30=2)</w:t>
+            </w:r>
+          </w:p>
+        </w:tc>
+        <w:tc>
+          <w:tcPr>
+            <w:tcW w:type="dxa" w:w="2400"/>
+            <w:shd w:fill="F2F6FB" w:color="auto" w:val="clear"/>
+            <w:tcMar>
+              <w:top w:type="dxa" w:w="30"/>
+              <w:left w:type="dxa" w:w="80"/>
+              <w:bottom w:type="dxa" w:w="30"/>
+              <w:right w:type="dxa" w:w="80"/>
+            </w:tcMar>
+          </w:tcPr>
+          <w:p>
+            <w:r>
+              <w:rPr>
+                <w:b w:val="false"/>
+                <w:bCs w:val="false"/>
+                <w:sz w:val="19"/>
+                <w:szCs w:val="19"/>
+              </w:rPr>
+              <w:t xml:space="preserve">좌표 goto 불가 → 인덱스 매핑</w:t>
+            </w:r>
+          </w:p>
+        </w:tc>
+      </w:tr>
+      <w:tr>
+        <w:tc>
+          <w:tcPr>
+            <w:tcW w:type="dxa" w:w="3200"/>
+            <w:tcMar>
+              <w:top w:type="dxa" w:w="30"/>
+              <w:left w:type="dxa" w:w="80"/>
+              <w:bottom w:type="dxa" w:w="30"/>
+              <w:right w:type="dxa" w:w="80"/>
+            </w:tcMar>
+          </w:tcPr>
+          <w:p>
+            <w:r>
+              <w:rPr>
+                <w:b w:val="false"/>
+                <w:bCs w:val="false"/>
+                <w:sz w:val="19"/>
+                <w:szCs w:val="19"/>
+              </w:rPr>
+              <w:t xml:space="preserve">이동 진행/도착</w:t>
+            </w:r>
+          </w:p>
+        </w:tc>
+        <w:tc>
+          <w:tcPr>
+            <w:tcW w:type="dxa" w:w="3400"/>
+            <w:tcMar>
+              <w:top w:type="dxa" w:w="30"/>
+              <w:left w:type="dxa" w:w="80"/>
+              <w:bottom w:type="dxa" w:w="30"/>
+              <w:right w:type="dxa" w:w="80"/>
+            </w:tcMar>
+          </w:tcPr>
+          <w:p>
+            <w:r>
+              <w:rPr>
+                <w:b w:val="false"/>
+                <w:bCs w:val="false"/>
+                <w:sz w:val="19"/>
+                <w:szCs w:val="19"/>
+              </w:rPr>
+              <w:t xml:space="preserve">Input 60~63(Task/Job 번호) + Input 10(로봇 상태)</w:t>
+            </w:r>
+          </w:p>
+        </w:tc>
+        <w:tc>
+          <w:tcPr>
+            <w:tcW w:type="dxa" w:w="2400"/>
+            <w:tcMar>
+              <w:top w:type="dxa" w:w="30"/>
+              <w:left w:type="dxa" w:w="80"/>
+              <w:bottom w:type="dxa" w:w="30"/>
+              <w:right w:type="dxa" w:w="80"/>
+            </w:tcMar>
+          </w:tcPr>
+          <w:p>
+            <w:r>
+              <w:rPr>
+                <w:b w:val="false"/>
+                <w:bCs w:val="false"/>
+                <w:sz w:val="19"/>
+                <w:szCs w:val="19"/>
+              </w:rPr>
+              <w:t xml:space="preserve">WorkStatus 아님</w:t>
+            </w:r>
+          </w:p>
+        </w:tc>
+      </w:tr>
+      <w:tr>
+        <w:tc>
+          <w:tcPr>
+            <w:tcW w:type="dxa" w:w="3200"/>
+            <w:shd w:fill="F2F6FB" w:color="auto" w:val="clear"/>
+            <w:tcMar>
+              <w:top w:type="dxa" w:w="30"/>
+              <w:left w:type="dxa" w:w="80"/>
+              <w:bottom w:type="dxa" w:w="30"/>
+              <w:right w:type="dxa" w:w="80"/>
+            </w:tcMar>
+          </w:tcPr>
+          <w:p>
+            <w:r>
+              <w:rPr>
+                <w:b w:val="false"/>
+                <w:bCs w:val="false"/>
+                <w:sz w:val="19"/>
+                <w:szCs w:val="19"/>
+              </w:rPr>
+              <w:t xml:space="preserve">initPosition(재측위)</w:t>
+            </w:r>
+          </w:p>
+        </w:tc>
+        <w:tc>
+          <w:tcPr>
+            <w:tcW w:type="dxa" w:w="3400"/>
+            <w:shd w:fill="F2F6FB" w:color="auto" w:val="clear"/>
+            <w:tcMar>
+              <w:top w:type="dxa" w:w="30"/>
+              <w:left w:type="dxa" w:w="80"/>
+              <w:bottom w:type="dxa" w:w="30"/>
+              <w:right w:type="dxa" w:w="80"/>
+            </w:tcMar>
+          </w:tcPr>
+          <w:p>
+            <w:r>
+              <w:rPr>
+                <w:b w:val="false"/>
+                <w:bCs w:val="false"/>
+                <w:sz w:val="19"/>
+                <w:szCs w:val="19"/>
+              </w:rPr>
+              <w:t xml:space="preserve">Holding 20 포즈탐색 + 21~26, 결과=Input 30 맵일치율</w:t>
+            </w:r>
+          </w:p>
+        </w:tc>
+        <w:tc>
+          <w:tcPr>
+            <w:tcW w:type="dxa" w:w="2400"/>
+            <w:shd w:fill="F2F6FB" w:color="auto" w:val="clear"/>
+            <w:tcMar>
+              <w:top w:type="dxa" w:w="30"/>
+              <w:left w:type="dxa" w:w="80"/>
+              <w:bottom w:type="dxa" w:w="30"/>
+              <w:right w:type="dxa" w:w="80"/>
+            </w:tcMar>
+          </w:tcPr>
+          <w:p>
+            <w:r>
+              <w:rPr>
+                <w:b w:val="false"/>
+                <w:bCs w:val="false"/>
+                <w:sz w:val="19"/>
+                <w:szCs w:val="19"/>
+              </w:rPr>
+              <w:t xml:space="preserve">측위(이동 아님)</w:t>
+            </w:r>
+          </w:p>
+        </w:tc>
+      </w:tr>
+      <w:tr>
+        <w:tc>
+          <w:tcPr>
+            <w:tcW w:type="dxa" w:w="3200"/>
+            <w:tcMar>
+              <w:top w:type="dxa" w:w="30"/>
+              <w:left w:type="dxa" w:w="80"/>
+              <w:bottom w:type="dxa" w:w="30"/>
+              <w:right w:type="dxa" w:w="80"/>
+            </w:tcMar>
+          </w:tcPr>
+          <w:p>
+            <w:r>
+              <w:rPr>
+                <w:b w:val="false"/>
+                <w:bCs w:val="false"/>
+                <w:sz w:val="19"/>
+                <w:szCs w:val="19"/>
+              </w:rPr>
+              <w:t xml:space="preserve">driving / paused</w:t>
+            </w:r>
+          </w:p>
+        </w:tc>
+        <w:tc>
+          <w:tcPr>
+            <w:tcW w:type="dxa" w:w="3400"/>
+            <w:tcMar>
+              <w:top w:type="dxa" w:w="30"/>
+              <w:left w:type="dxa" w:w="80"/>
+              <w:bottom w:type="dxa" w:w="30"/>
+              <w:right w:type="dxa" w:w="80"/>
+            </w:tcMar>
+          </w:tcPr>
+          <w:p>
+            <w:r>
+              <w:rPr>
+                <w:b w:val="false"/>
+                <w:bCs w:val="false"/>
+                <w:sz w:val="19"/>
+                <w:szCs w:val="19"/>
+              </w:rPr>
+              <w:t xml:space="preserve">Input 10 로봇 상태(시작/일시정지)</w:t>
+            </w:r>
+          </w:p>
+        </w:tc>
+        <w:tc>
+          <w:tcPr>
+            <w:tcW w:type="dxa" w:w="2400"/>
+            <w:tcMar>
+              <w:top w:type="dxa" w:w="30"/>
+              <w:left w:type="dxa" w:w="80"/>
+              <w:bottom w:type="dxa" w:w="30"/>
+              <w:right w:type="dxa" w:w="80"/>
+            </w:tcMar>
+          </w:tcPr>
+          <w:p>
+            <w:r>
+              <w:rPr>
+                <w:b w:val="false"/>
+                <w:bCs w:val="false"/>
+                <w:sz w:val="19"/>
+                <w:szCs w:val="19"/>
+              </w:rPr>
+              <w:t xml:space="preserve">가능</w:t>
+            </w:r>
+          </w:p>
+        </w:tc>
+      </w:tr>
+      <w:tr>
+        <w:tc>
+          <w:tcPr>
+            <w:tcW w:type="dxa" w:w="3200"/>
+            <w:shd w:fill="F2F6FB" w:color="auto" w:val="clear"/>
+            <w:tcMar>
+              <w:top w:type="dxa" w:w="30"/>
+              <w:left w:type="dxa" w:w="80"/>
+              <w:bottom w:type="dxa" w:w="30"/>
+              <w:right w:type="dxa" w:w="80"/>
+            </w:tcMar>
+          </w:tcPr>
+          <w:p>
+            <w:r>
+              <w:rPr>
+                <w:b w:val="false"/>
+                <w:bCs w:val="false"/>
+                <w:sz w:val="19"/>
+                <w:szCs w:val="19"/>
+              </w:rPr>
+              <w:t xml:space="preserve">batteryState</w:t>
+            </w:r>
+          </w:p>
+        </w:tc>
+        <w:tc>
+          <w:tcPr>
+            <w:tcW w:type="dxa" w:w="3400"/>
+            <w:shd w:fill="F2F6FB" w:color="auto" w:val="clear"/>
+            <w:tcMar>
+              <w:top w:type="dxa" w:w="30"/>
+              <w:left w:type="dxa" w:w="80"/>
+              <w:bottom w:type="dxa" w:w="30"/>
+              <w:right w:type="dxa" w:w="80"/>
+            </w:tcMar>
+          </w:tcPr>
+          <w:p>
+            <w:r>
+              <w:rPr>
+                <w:b w:val="false"/>
+                <w:bCs w:val="false"/>
+                <w:sz w:val="19"/>
+                <w:szCs w:val="19"/>
+              </w:rPr>
+              <w:t xml:space="preserve">Input 50 잔량% / 54 충전여부</w:t>
+            </w:r>
+          </w:p>
+        </w:tc>
+        <w:tc>
+          <w:tcPr>
+            <w:tcW w:type="dxa" w:w="2400"/>
+            <w:shd w:fill="F2F6FB" w:color="auto" w:val="clear"/>
+            <w:tcMar>
+              <w:top w:type="dxa" w:w="30"/>
+              <w:left w:type="dxa" w:w="80"/>
+              <w:bottom w:type="dxa" w:w="30"/>
+              <w:right w:type="dxa" w:w="80"/>
+            </w:tcMar>
+          </w:tcPr>
+          <w:p>
+            <w:r>
+              <w:rPr>
+                <w:b w:val="false"/>
+                <w:bCs w:val="false"/>
+                <w:sz w:val="19"/>
+                <w:szCs w:val="19"/>
+              </w:rPr>
+              <w:t xml:space="preserve">직접</w:t>
+            </w:r>
+          </w:p>
+        </w:tc>
+      </w:tr>
+      <w:tr>
+        <w:tc>
+          <w:tcPr>
+            <w:tcW w:type="dxa" w:w="3200"/>
+            <w:tcMar>
+              <w:top w:type="dxa" w:w="30"/>
+              <w:left w:type="dxa" w:w="80"/>
+              <w:bottom w:type="dxa" w:w="30"/>
+              <w:right w:type="dxa" w:w="80"/>
+            </w:tcMar>
+          </w:tcPr>
+          <w:p>
+            <w:r>
+              <w:rPr>
+                <w:b w:val="false"/>
+                <w:bCs w:val="false"/>
+                <w:sz w:val="19"/>
+                <w:szCs w:val="19"/>
+              </w:rPr>
+              <w:t xml:space="preserve">pause/resume/cancel/eStop</w:t>
+            </w:r>
+          </w:p>
+        </w:tc>
+        <w:tc>
+          <w:tcPr>
+            <w:tcW w:type="dxa" w:w="3400"/>
+            <w:tcMar>
+              <w:top w:type="dxa" w:w="30"/>
+              <w:left w:type="dxa" w:w="80"/>
+              <w:bottom w:type="dxa" w:w="30"/>
+              <w:right w:type="dxa" w:w="80"/>
+            </w:tcMar>
+          </w:tcPr>
+          <w:p>
+            <w:r>
+              <w:rPr>
+                <w:b w:val="false"/>
+                <w:bCs w:val="false"/>
+                <w:sz w:val="19"/>
+                <w:szCs w:val="19"/>
+              </w:rPr>
+              <w:t xml:space="preserve">Holding 30 상태제어 / 12 주행정지</w:t>
+            </w:r>
+          </w:p>
+        </w:tc>
+        <w:tc>
+          <w:tcPr>
+            <w:tcW w:type="dxa" w:w="2400"/>
+            <w:tcMar>
+              <w:top w:type="dxa" w:w="30"/>
+              <w:left w:type="dxa" w:w="80"/>
+              <w:bottom w:type="dxa" w:w="30"/>
+              <w:right w:type="dxa" w:w="80"/>
+            </w:tcMar>
+          </w:tcPr>
+          <w:p>
+            <w:r>
+              <w:rPr>
+                <w:b w:val="false"/>
+                <w:bCs w:val="false"/>
+                <w:sz w:val="19"/>
+                <w:szCs w:val="19"/>
+              </w:rPr>
+              <w:t xml:space="preserve">가능</w:t>
+            </w:r>
+          </w:p>
+        </w:tc>
+      </w:tr>
+      <w:tr>
+        <w:tc>
+          <w:tcPr>
+            <w:tcW w:type="dxa" w:w="3200"/>
+            <w:shd w:fill="F2F6FB" w:color="auto" w:val="clear"/>
+            <w:tcMar>
+              <w:top w:type="dxa" w:w="30"/>
+              <w:left w:type="dxa" w:w="80"/>
+              <w:bottom w:type="dxa" w:w="30"/>
+              <w:right w:type="dxa" w:w="80"/>
+            </w:tcMar>
+          </w:tcPr>
+          <w:p>
+            <w:r>
+              <w:rPr>
+                <w:rFonts w:ascii="Consolas" w:cs="Consolas" w:eastAsia="Consolas" w:hAnsi="Consolas"/>
+                <w:b w:val="false"/>
+                <w:bCs w:val="false"/>
+                <w:sz w:val="17"/>
+                <w:szCs w:val="17"/>
+              </w:rPr>
               <w:t xml:space="preserve">mapId(층)</w:t>
             </w:r>
           </w:p>
@@ -3263,6 +3230,7 @@
         <w:tc>
           <w:tcPr>
             <w:tcW w:type="dxa" w:w="3400"/>
+            <w:shd w:fill="F2F6FB" w:color="auto" w:val="clear"/>
             <w:tcMar>
               <w:top w:type="dxa" w:w="30"/>
               <w:left w:type="dxa" w:w="80"/>
@@ -3285,6 +3253,7 @@
         <w:tc>
           <w:tcPr>
             <w:tcW w:type="dxa" w:w="2400"/>
+            <w:shd w:fill="F2F6FB" w:color="auto" w:val="clear"/>
             <w:tcMar>
               <w:top w:type="dxa" w:w="30"/>
               <w:left w:type="dxa" w:w="80"/>
@@ -3309,7 +3278,6 @@
         <w:tc>
           <w:tcPr>
             <w:tcW w:type="dxa" w:w="3200"/>
-            <w:shd w:fill="F2F6FB" w:color="auto" w:val="clear"/>
             <w:tcMar>
               <w:top w:type="dxa" w:w="30"/>
               <w:left w:type="dxa" w:w="80"/>
@@ -3332,7 +3300,6 @@
         <w:tc>
           <w:tcPr>
             <w:tcW w:type="dxa" w:w="3400"/>
-            <w:shd w:fill="F2F6FB" w:color="auto" w:val="clear"/>
             <w:tcMar>
               <w:top w:type="dxa" w:w="30"/>
               <w:left w:type="dxa" w:w="80"/>
@@ -3355,7 +3322,6 @@
         <w:tc>
           <w:tcPr>
             <w:tcW w:type="dxa" w:w="2400"/>
-            <w:shd w:fill="F2F6FB" w:color="auto" w:val="clear"/>
             <w:tcMar>
               <w:top w:type="dxa" w:w="30"/>
               <w:left w:type="dxa" w:w="80"/>
@@ -3372,6 +3338,77 @@
                 <w:szCs w:val="19"/>
               </w:rPr>
               <w:t xml:space="preserve">합성</w:t>
+            </w:r>
+          </w:p>
+        </w:tc>
+      </w:tr>
+      <w:tr>
+        <w:tc>
+          <w:tcPr>
+            <w:tcW w:type="dxa" w:w="3200"/>
+            <w:shd w:fill="F2F6FB" w:color="auto" w:val="clear"/>
+            <w:tcMar>
+              <w:top w:type="dxa" w:w="30"/>
+              <w:left w:type="dxa" w:w="80"/>
+              <w:bottom w:type="dxa" w:w="30"/>
+              <w:right w:type="dxa" w:w="80"/>
+            </w:tcMar>
+          </w:tcPr>
+          <w:p>
+            <w:r>
+              <w:rPr>
+                <w:b w:val="false"/>
+                <w:bCs w:val="false"/>
+                <w:sz w:val="19"/>
+                <w:szCs w:val="19"/>
+              </w:rPr>
+              <w:t xml:space="preserve">주행 속도</w:t>
+            </w:r>
+          </w:p>
+        </w:tc>
+        <w:tc>
+          <w:tcPr>
+            <w:tcW w:type="dxa" w:w="3400"/>
+            <w:shd w:fill="F2F6FB" w:color="auto" w:val="clear"/>
+            <w:tcMar>
+              <w:top w:type="dxa" w:w="30"/>
+              <w:left w:type="dxa" w:w="80"/>
+              <w:bottom w:type="dxa" w:w="30"/>
+              <w:right w:type="dxa" w:w="80"/>
+            </w:tcMar>
+          </w:tcPr>
+          <w:p>
+            <w:r>
+              <w:rPr>
+                <w:b w:val="false"/>
+                <w:bCs w:val="false"/>
+                <w:sz w:val="19"/>
+                <w:szCs w:val="19"/>
+              </w:rPr>
+              <w:t xml:space="preserve">(미노출)</w:t>
+            </w:r>
+          </w:p>
+        </w:tc>
+        <w:tc>
+          <w:tcPr>
+            <w:tcW w:type="dxa" w:w="2400"/>
+            <w:shd w:fill="F2F6FB" w:color="auto" w:val="clear"/>
+            <w:tcMar>
+              <w:top w:type="dxa" w:w="30"/>
+              <w:left w:type="dxa" w:w="80"/>
+              <w:bottom w:type="dxa" w:w="30"/>
+              <w:right w:type="dxa" w:w="80"/>
+            </w:tcMar>
+          </w:tcPr>
+          <w:p>
+            <w:r>
+              <w:rPr>
+                <w:b w:val="false"/>
+                <w:bCs w:val="false"/>
+                <w:sz w:val="19"/>
+                <w:szCs w:val="19"/>
+              </w:rPr>
+              <w:t xml:space="preserve">엣지 maxSpeed 적용 불가</w:t>
             </w:r>
           </w:p>
         </w:tc>
@@ -3386,10 +3423,40 @@
           <w:b/>
           <w:bCs/>
         </w:rPr>
-        <w:t xml:space="preserve">주의: </w:t>
-      </w:r>
-      <w:r>
-        <w:t xml:space="preserve">AMR 레지스터의 TotalTaskCount/CurrentTaskNumber(내비게이션 Task 카운터)는 ACS 검사 TASK 진행률과 별개다 — 혼용 금지.</w:t>
+        <w:t xml:space="preserve">주의 1: </w:t>
+      </w:r>
+      <w:r>
+        <w:t xml:space="preserve">노드 좌표는 매핑·검증·보고용으로 유지하되 실제 주행 명령은 인덱스다. order 노드 ↔ AMR Job/Task Index 매핑 체계 설계가 선결 과제.</w:t>
+      </w:r>
+    </w:p>
+    <w:p>
+      <w:pPr>
+        <w:spacing w:after="120"/>
+      </w:pPr>
+      <w:r>
+        <w:rPr>
+          <w:b/>
+          <w:bCs/>
+        </w:rPr>
+        <w:t xml:space="preserve">주의 2: </w:t>
+      </w:r>
+      <w:r>
+        <w:t xml:space="preserve">Input 60~63(내비 Task/Job 번호)은 ACS 검사 TASK 진행률과 별개 — 혼용 금지.</w:t>
+      </w:r>
+    </w:p>
+    <w:p>
+      <w:pPr>
+        <w:spacing w:after="120"/>
+      </w:pPr>
+      <w:r>
+        <w:rPr>
+          <w:b/>
+          <w:bCs/>
+        </w:rPr>
+        <w:t xml:space="preserve">주의 3: </w:t>
+      </w:r>
+      <w:r>
+        <w:t xml:space="preserve">코드 AmrRegisterMap.WorkStatus(64)는 벤더 맵에 없음(작업상태 레지스터 부재) — 대조·정정 필요.</w:t>
       </w:r>
     </w:p>
     <w:p>
@@ -3570,7 +3637,7 @@
                 <w:sz w:val="19"/>
                 <w:szCs w:val="19"/>
               </w:rPr>
-              <w:t xml:space="preserve">맵/층 전환·현재 맵 ID 조회 메커니즘 (mapId 게이트 근거)</w:t>
+              <w:t xml:space="preserve">이동 방식 확정 [최우선]</w:t>
             </w:r>
           </w:p>
         </w:tc>
@@ -3593,7 +3660,7 @@
                 <w:sz w:val="19"/>
                 <w:szCs w:val="19"/>
               </w:rPr>
-              <w:t xml:space="preserve">레지스터 미노출 → 맵전환 명령/현재맵ID 조회 방법 문의</w:t>
+              <w:t xml:space="preserve">Job/Task Index 실행이 유일한가? 유저변수(Holding 50~199) 기반 파라메트릭 goto Job 가능 여부</w:t>
             </w:r>
           </w:p>
         </w:tc>
@@ -3664,7 +3731,7 @@
                 <w:sz w:val="19"/>
                 <w:szCs w:val="19"/>
               </w:rPr>
-              <w:t xml:space="preserve">TARS-M ErrorCode 전체 목록·의미</w:t>
+              <w:t xml:space="preserve">Job/Task 티칭·인덱스 관리</w:t>
             </w:r>
           </w:p>
         </w:tc>
@@ -3687,7 +3754,7 @@
                 <w:sz w:val="19"/>
                 <w:szCs w:val="19"/>
               </w:rPr>
-              <w:t xml:space="preserve">robotError 매핑용 코드표 요청</w:t>
+              <w:t xml:space="preserve">스테이션↔인덱스 대응표 생성·배포 방법</w:t>
             </w:r>
           </w:p>
         </w:tc>
@@ -3758,7 +3825,7 @@
                 <w:sz w:val="19"/>
                 <w:szCs w:val="19"/>
               </w:rPr>
-              <w:t xml:space="preserve">포즈 각도(RZ) 기준·부호 규약</w:t>
+              <w:t xml:space="preserve">맵/층 전환·현재 맵 ID 조회 (mapId 게이트)</w:t>
             </w:r>
           </w:p>
         </w:tc>
@@ -3781,7 +3848,7 @@
                 <w:sz w:val="19"/>
                 <w:szCs w:val="19"/>
               </w:rPr>
-              <w:t xml:space="preserve">맵 X축 기준 CCW 일치 여부 확인</w:t>
+              <w:t xml:space="preserve">레지스터 미노출 → 맵전환 명령/현재맵ID 조회 방법 문의</w:t>
             </w:r>
           </w:p>
         </w:tc>
@@ -3852,7 +3919,7 @@
                 <w:sz w:val="19"/>
                 <w:szCs w:val="19"/>
               </w:rPr>
-              <w:t xml:space="preserve">비상정지·안전 상태 노출(fieldViolation 등)</w:t>
+              <w:t xml:space="preserve">주행 속도 명령 레지스터</w:t>
             </w:r>
           </w:p>
         </w:tc>
@@ -3875,7 +3942,7 @@
                 <w:sz w:val="19"/>
                 <w:szCs w:val="19"/>
               </w:rPr>
-              <w:t xml:space="preserve">추가 레지스터 유무 문의</w:t>
+              <w:t xml:space="preserve">엣지 maxSpeed 적용용, 유무 문의</w:t>
             </w:r>
           </w:p>
         </w:tc>
@@ -3944,7 +4011,7 @@
                 <w:sz w:val="19"/>
                 <w:szCs w:val="19"/>
               </w:rPr>
-              <w:t xml:space="preserve">operatingMode 상당 상태 노출</w:t>
+              <w:t xml:space="preserve">포즈탐색(측위) 완료·성공 판정</w:t>
             </w:r>
           </w:p>
         </w:tc>
@@ -3966,7 +4033,7 @@
                 <w:sz w:val="19"/>
                 <w:szCs w:val="19"/>
               </w:rPr>
-              <w:t xml:space="preserve">자율/수동 모드 신호 유무</w:t>
+              <w:t xml:space="preserve">맵 일치율 임계·완료 신호</w:t>
             </w:r>
           </w:p>
         </w:tc>
@@ -4036,7 +4103,7 @@
                 <w:sz w:val="19"/>
                 <w:szCs w:val="19"/>
               </w:rPr>
-              <w:t xml:space="preserve">이동 모델 권장</w:t>
+              <w:t xml:space="preserve">레지스터 주소 불일치</w:t>
             </w:r>
           </w:p>
         </w:tc>
@@ -4059,7 +4126,7 @@
                 <w:sz w:val="19"/>
                 <w:szCs w:val="19"/>
               </w:rPr>
-              <w:t xml:space="preserve">노드별 PoseTarget 분해 vs 내장 TaskIndex/JobIndex</w:t>
+              <w:t xml:space="preserve">코드 WorkStatus=64 등 벤더 맵 대조</w:t>
             </w:r>
           </w:p>
         </w:tc>
@@ -4128,6 +4195,282 @@
                 <w:sz w:val="19"/>
                 <w:szCs w:val="19"/>
               </w:rPr>
+              <w:t xml:space="preserve">TARS-M ErrorCode 목록·노출 위치</w:t>
+            </w:r>
+          </w:p>
+        </w:tc>
+        <w:tc>
+          <w:tcPr>
+            <w:tcW w:type="dxa" w:w="2800"/>
+            <w:tcMar>
+              <w:top w:type="dxa" w:w="30"/>
+              <w:left w:type="dxa" w:w="80"/>
+              <w:bottom w:type="dxa" w:w="30"/>
+              <w:right w:type="dxa" w:w="80"/>
+            </w:tcMar>
+          </w:tcPr>
+          <w:p>
+            <w:r>
+              <w:rPr>
+                <w:b w:val="false"/>
+                <w:bCs w:val="false"/>
+                <w:sz w:val="19"/>
+                <w:szCs w:val="19"/>
+              </w:rPr>
+              <w:t xml:space="preserve">robotError 매핑용 코드표 요청</w:t>
+            </w:r>
+          </w:p>
+        </w:tc>
+        <w:tc>
+          <w:tcPr>
+            <w:tcW w:type="dxa" w:w="2200"/>
+            <w:tcMar>
+              <w:top w:type="dxa" w:w="30"/>
+              <w:left w:type="dxa" w:w="80"/>
+              <w:bottom w:type="dxa" w:w="30"/>
+              <w:right w:type="dxa" w:w="80"/>
+            </w:tcMar>
+          </w:tcPr>
+          <w:p>
+            <w:r>
+              <w:rPr>
+                <w:b w:val="false"/>
+                <w:bCs w:val="false"/>
+                <w:sz w:val="19"/>
+                <w:szCs w:val="19"/>
+              </w:rPr>
+              <w:t xml:space="preserve"/>
+            </w:r>
+          </w:p>
+        </w:tc>
+      </w:tr>
+      <w:tr>
+        <w:tc>
+          <w:tcPr>
+            <w:tcW w:type="dxa" w:w="700"/>
+            <w:shd w:fill="F2F6FB" w:color="auto" w:val="clear"/>
+            <w:tcMar>
+              <w:top w:type="dxa" w:w="30"/>
+              <w:left w:type="dxa" w:w="80"/>
+              <w:bottom w:type="dxa" w:w="30"/>
+              <w:right w:type="dxa" w:w="80"/>
+            </w:tcMar>
+          </w:tcPr>
+          <w:p>
+            <w:r>
+              <w:rPr>
+                <w:b w:val="false"/>
+                <w:bCs w:val="false"/>
+                <w:sz w:val="19"/>
+                <w:szCs w:val="19"/>
+              </w:rPr>
+              <w:t xml:space="preserve">8</w:t>
+            </w:r>
+          </w:p>
+        </w:tc>
+        <w:tc>
+          <w:tcPr>
+            <w:tcW w:type="dxa" w:w="3300"/>
+            <w:shd w:fill="F2F6FB" w:color="auto" w:val="clear"/>
+            <w:tcMar>
+              <w:top w:type="dxa" w:w="30"/>
+              <w:left w:type="dxa" w:w="80"/>
+              <w:bottom w:type="dxa" w:w="30"/>
+              <w:right w:type="dxa" w:w="80"/>
+            </w:tcMar>
+          </w:tcPr>
+          <w:p>
+            <w:r>
+              <w:rPr>
+                <w:b w:val="false"/>
+                <w:bCs w:val="false"/>
+                <w:sz w:val="19"/>
+                <w:szCs w:val="19"/>
+              </w:rPr>
+              <w:t xml:space="preserve">포즈 각도(RZ) 기준·부호</w:t>
+            </w:r>
+          </w:p>
+        </w:tc>
+        <w:tc>
+          <w:tcPr>
+            <w:tcW w:type="dxa" w:w="2800"/>
+            <w:shd w:fill="F2F6FB" w:color="auto" w:val="clear"/>
+            <w:tcMar>
+              <w:top w:type="dxa" w:w="30"/>
+              <w:left w:type="dxa" w:w="80"/>
+              <w:bottom w:type="dxa" w:w="30"/>
+              <w:right w:type="dxa" w:w="80"/>
+            </w:tcMar>
+          </w:tcPr>
+          <w:p>
+            <w:r>
+              <w:rPr>
+                <w:b w:val="false"/>
+                <w:bCs w:val="false"/>
+                <w:sz w:val="19"/>
+                <w:szCs w:val="19"/>
+              </w:rPr>
+              <w:t xml:space="preserve">맵 X축 기준 CCW 일치 여부</w:t>
+            </w:r>
+          </w:p>
+        </w:tc>
+        <w:tc>
+          <w:tcPr>
+            <w:tcW w:type="dxa" w:w="2200"/>
+            <w:shd w:fill="F2F6FB" w:color="auto" w:val="clear"/>
+            <w:tcMar>
+              <w:top w:type="dxa" w:w="30"/>
+              <w:left w:type="dxa" w:w="80"/>
+              <w:bottom w:type="dxa" w:w="30"/>
+              <w:right w:type="dxa" w:w="80"/>
+            </w:tcMar>
+          </w:tcPr>
+          <w:p>
+            <w:r>
+              <w:rPr>
+                <w:b w:val="false"/>
+                <w:bCs w:val="false"/>
+                <w:sz w:val="19"/>
+                <w:szCs w:val="19"/>
+              </w:rPr>
+              <w:t xml:space="preserve"/>
+            </w:r>
+          </w:p>
+        </w:tc>
+      </w:tr>
+      <w:tr>
+        <w:tc>
+          <w:tcPr>
+            <w:tcW w:type="dxa" w:w="700"/>
+            <w:tcMar>
+              <w:top w:type="dxa" w:w="30"/>
+              <w:left w:type="dxa" w:w="80"/>
+              <w:bottom w:type="dxa" w:w="30"/>
+              <w:right w:type="dxa" w:w="80"/>
+            </w:tcMar>
+          </w:tcPr>
+          <w:p>
+            <w:r>
+              <w:rPr>
+                <w:b w:val="false"/>
+                <w:bCs w:val="false"/>
+                <w:sz w:val="19"/>
+                <w:szCs w:val="19"/>
+              </w:rPr>
+              <w:t xml:space="preserve">9</w:t>
+            </w:r>
+          </w:p>
+        </w:tc>
+        <w:tc>
+          <w:tcPr>
+            <w:tcW w:type="dxa" w:w="3300"/>
+            <w:tcMar>
+              <w:top w:type="dxa" w:w="30"/>
+              <w:left w:type="dxa" w:w="80"/>
+              <w:bottom w:type="dxa" w:w="30"/>
+              <w:right w:type="dxa" w:w="80"/>
+            </w:tcMar>
+          </w:tcPr>
+          <w:p>
+            <w:r>
+              <w:rPr>
+                <w:b w:val="false"/>
+                <w:bCs w:val="false"/>
+                <w:sz w:val="19"/>
+                <w:szCs w:val="19"/>
+              </w:rPr>
+              <w:t xml:space="preserve">operatingMode / fieldViolation 노출</w:t>
+            </w:r>
+          </w:p>
+        </w:tc>
+        <w:tc>
+          <w:tcPr>
+            <w:tcW w:type="dxa" w:w="2800"/>
+            <w:tcMar>
+              <w:top w:type="dxa" w:w="30"/>
+              <w:left w:type="dxa" w:w="80"/>
+              <w:bottom w:type="dxa" w:w="30"/>
+              <w:right w:type="dxa" w:w="80"/>
+            </w:tcMar>
+          </w:tcPr>
+          <w:p>
+            <w:r>
+              <w:rPr>
+                <w:b w:val="false"/>
+                <w:bCs w:val="false"/>
+                <w:sz w:val="19"/>
+                <w:szCs w:val="19"/>
+              </w:rPr>
+              <w:t xml:space="preserve">자율·수동 모드·안전상태 신호 유무</w:t>
+            </w:r>
+          </w:p>
+        </w:tc>
+        <w:tc>
+          <w:tcPr>
+            <w:tcW w:type="dxa" w:w="2200"/>
+            <w:tcMar>
+              <w:top w:type="dxa" w:w="30"/>
+              <w:left w:type="dxa" w:w="80"/>
+              <w:bottom w:type="dxa" w:w="30"/>
+              <w:right w:type="dxa" w:w="80"/>
+            </w:tcMar>
+          </w:tcPr>
+          <w:p>
+            <w:r>
+              <w:rPr>
+                <w:b w:val="false"/>
+                <w:bCs w:val="false"/>
+                <w:sz w:val="19"/>
+                <w:szCs w:val="19"/>
+              </w:rPr>
+              <w:t xml:space="preserve"/>
+            </w:r>
+          </w:p>
+        </w:tc>
+      </w:tr>
+      <w:tr>
+        <w:tc>
+          <w:tcPr>
+            <w:tcW w:type="dxa" w:w="700"/>
+            <w:shd w:fill="F2F6FB" w:color="auto" w:val="clear"/>
+            <w:tcMar>
+              <w:top w:type="dxa" w:w="30"/>
+              <w:left w:type="dxa" w:w="80"/>
+              <w:bottom w:type="dxa" w:w="30"/>
+              <w:right w:type="dxa" w:w="80"/>
+            </w:tcMar>
+          </w:tcPr>
+          <w:p>
+            <w:r>
+              <w:rPr>
+                <w:b w:val="false"/>
+                <w:bCs w:val="false"/>
+                <w:sz w:val="19"/>
+                <w:szCs w:val="19"/>
+              </w:rPr>
+              <w:t xml:space="preserve">10</w:t>
+            </w:r>
+          </w:p>
+        </w:tc>
+        <w:tc>
+          <w:tcPr>
+            <w:tcW w:type="dxa" w:w="3300"/>
+            <w:shd w:fill="F2F6FB" w:color="auto" w:val="clear"/>
+            <w:tcMar>
+              <w:top w:type="dxa" w:w="30"/>
+              <w:left w:type="dxa" w:w="80"/>
+              <w:bottom w:type="dxa" w:w="30"/>
+              <w:right w:type="dxa" w:w="80"/>
+            </w:tcMar>
+          </w:tcPr>
+          <w:p>
+            <w:r>
+              <w:rPr>
+                <w:b w:val="false"/>
+                <w:bCs w:val="false"/>
+                <w:sz w:val="19"/>
+                <w:szCs w:val="19"/>
+              </w:rPr>
               <w:t xml:space="preserve">factsheet physical/type 파라미터</w:t>
             </w:r>
           </w:p>
@@ -4135,6 +4478,7 @@
         <w:tc>
           <w:tcPr>
             <w:tcW w:type="dxa" w:w="2800"/>
+            <w:shd w:fill="F2F6FB" w:color="auto" w:val="clear"/>
             <w:tcMar>
               <w:top w:type="dxa" w:w="30"/>
               <w:left w:type="dxa" w:w="80"/>
@@ -4151,99 +4495,6 @@
                 <w:szCs w:val="19"/>
               </w:rPr>
               <w:t xml:space="preserve">최대속도·크기·회전반경 등 제원</w:t>
-            </w:r>
-          </w:p>
-        </w:tc>
-        <w:tc>
-          <w:tcPr>
-            <w:tcW w:type="dxa" w:w="2200"/>
-            <w:tcMar>
-              <w:top w:type="dxa" w:w="30"/>
-              <w:left w:type="dxa" w:w="80"/>
-              <w:bottom w:type="dxa" w:w="30"/>
-              <w:right w:type="dxa" w:w="80"/>
-            </w:tcMar>
-          </w:tcPr>
-          <w:p>
-            <w:r>
-              <w:rPr>
-                <w:b w:val="false"/>
-                <w:bCs w:val="false"/>
-                <w:sz w:val="19"/>
-                <w:szCs w:val="19"/>
-              </w:rPr>
-              <w:t xml:space="preserve"/>
-            </w:r>
-          </w:p>
-        </w:tc>
-      </w:tr>
-      <w:tr>
-        <w:tc>
-          <w:tcPr>
-            <w:tcW w:type="dxa" w:w="700"/>
-            <w:shd w:fill="F2F6FB" w:color="auto" w:val="clear"/>
-            <w:tcMar>
-              <w:top w:type="dxa" w:w="30"/>
-              <w:left w:type="dxa" w:w="80"/>
-              <w:bottom w:type="dxa" w:w="30"/>
-              <w:right w:type="dxa" w:w="80"/>
-            </w:tcMar>
-          </w:tcPr>
-          <w:p>
-            <w:r>
-              <w:rPr>
-                <w:b w:val="false"/>
-                <w:bCs w:val="false"/>
-                <w:sz w:val="19"/>
-                <w:szCs w:val="19"/>
-              </w:rPr>
-              <w:t xml:space="preserve">8</w:t>
-            </w:r>
-          </w:p>
-        </w:tc>
-        <w:tc>
-          <w:tcPr>
-            <w:tcW w:type="dxa" w:w="3300"/>
-            <w:shd w:fill="F2F6FB" w:color="auto" w:val="clear"/>
-            <w:tcMar>
-              <w:top w:type="dxa" w:w="30"/>
-              <w:left w:type="dxa" w:w="80"/>
-              <w:bottom w:type="dxa" w:w="30"/>
-              <w:right w:type="dxa" w:w="80"/>
-            </w:tcMar>
-          </w:tcPr>
-          <w:p>
-            <w:r>
-              <w:rPr>
-                <w:b w:val="false"/>
-                <w:bCs w:val="false"/>
-                <w:sz w:val="19"/>
-                <w:szCs w:val="19"/>
-              </w:rPr>
-              <w:t xml:space="preserve">재측위(PoseSearch) 완료 판정</w:t>
-            </w:r>
-          </w:p>
-        </w:tc>
-        <w:tc>
-          <w:tcPr>
-            <w:tcW w:type="dxa" w:w="2800"/>
-            <w:shd w:fill="F2F6FB" w:color="auto" w:val="clear"/>
-            <w:tcMar>
-              <w:top w:type="dxa" w:w="30"/>
-              <w:left w:type="dxa" w:w="80"/>
-              <w:bottom w:type="dxa" w:w="30"/>
-              <w:right w:type="dxa" w:w="80"/>
-            </w:tcMar>
-          </w:tcPr>
-          <w:p>
-            <w:r>
-              <w:rPr>
-                <w:b w:val="false"/>
-                <w:bCs w:val="false"/>
-                <w:sz w:val="19"/>
-                <w:szCs w:val="19"/>
-              </w:rPr>
-              <w:t xml:space="preserve">MapStatus % 임계·완료 신호</w:t>
             </w:r>
           </w:p>
         </w:tc>
